--- a/eng/docx/64.content.docx
+++ b/eng/docx/64.content.docx
@@ -19,7 +19,7 @@
         <w:rPr>
           <w:lang w:val="en_US" w:bidi="en_US"/>
         </w:rPr>
-        <w:t>Resource: Study Notes - Book Intros (Tyndale)</w:t>
+        <w:t>Resource: Tyndale Open Study Notes</w:t>
       </w:r>
       <w:r>
         <w:rPr>
@@ -112,7 +112,7 @@
         <w:rPr>
           <w:lang w:val="en_US" w:bidi="en_US"/>
         </w:rPr>
-        <w:t>Study Notes - Book Intros (Tyndale)</w:t>
+        <w:t>Tyndale Open Study Notes</w:t>
       </w:r>
     </w:p>
     <w:p>

--- a/eng/docx/64.content.docx
+++ b/eng/docx/64.content.docx
@@ -256,13 +256,13 @@
         <w:rPr>
           <w:lang w:val="en_US" w:bidi="en_US"/>
         </w:rPr>
-        <w:t xml:space="preserve">The apostle John wrote this letter around the same time as 1 John and 2 John (see </w:t>
-      </w:r>
-      <w:r>
-        <w:rPr>
-          <w:lang w:val="en_US" w:bidi="en_US"/>
-        </w:rPr>
-        <w:t>1 John Book Introduction</w:t>
+        <w:t>The apostle John wrote this letter around the same time as 1 John and 2 John (see</w:t>
+      </w:r>
+      <w:r>
+        <w:rPr>
+          <w:lang w:val="en_US" w:bidi="en_US"/>
+        </w:rPr>
+        <w:t xml:space="preserve"> 1 John Book Introduction</w:t>
       </w:r>
       <w:r>
         <w:rPr>

--- a/eng/docx/64.content.docx
+++ b/eng/docx/64.content.docx
@@ -19,7 +19,7 @@
         <w:rPr>
           <w:lang w:val="en_US" w:bidi="en_US"/>
         </w:rPr>
-        <w:t>Resource: Tyndale Open Study Notes</w:t>
+        <w:t>Resource: Aquifer Open Study Notes (Book Intros)</w:t>
       </w:r>
       <w:r>
         <w:rPr>
@@ -112,7 +112,7 @@
         <w:rPr>
           <w:lang w:val="en_US" w:bidi="en_US"/>
         </w:rPr>
-        <w:t>Tyndale Open Study Notes</w:t>
+        <w:t>Aquifer Open Study Notes (Book Intros)</w:t>
       </w:r>
     </w:p>
     <w:p>

--- a/eng/docx/64.content.docx
+++ b/eng/docx/64.content.docx
@@ -284,18 +284,12 @@
         </w:rPr>
         <w:t xml:space="preserve">They also distorted the teachings of the apostles. Diotrephes was one who left the unity of fellowship of the church of the apostles (compare </w:t>
       </w:r>
-      <w:hyperlink r:id="rId13">
-        <w:r>
-          <w:rPr>
-            <w:lang w:val="en_US" w:bidi="en_US"/>
-          </w:rPr>
-          <w:rPr>
-            <w:color w:val="0000EE"/>
-            <w:u w:val="single"/>
-          </w:rPr>
-          <w:t>1 John 2:18–19</w:t>
-        </w:r>
-      </w:hyperlink>
+      <w:r>
+        <w:rPr>
+          <w:lang w:val="en_US" w:bidi="en_US"/>
+        </w:rPr>
+        <w:t>1 John 2:18–19</w:t>
+      </w:r>
       <w:r>
         <w:rPr>
           <w:lang w:val="en_US" w:bidi="en_US"/>
@@ -341,18 +335,12 @@
         </w:rPr>
         <w:t>Among all the New Testament letters, 3 John is the most like personal letters from first-century Greece and Rome. Like other letters from this time, 3 John starts by identifying the writer, "The elder," and the recipient, "Gaius" (</w:t>
       </w:r>
-      <w:hyperlink r:id="rId14">
-        <w:r>
-          <w:rPr>
-            <w:lang w:val="en_US" w:bidi="en_US"/>
-          </w:rPr>
-          <w:rPr>
-            <w:color w:val="0000EE"/>
-            <w:u w:val="single"/>
-          </w:rPr>
-          <w:t>3 John 1:1–4</w:t>
-        </w:r>
-      </w:hyperlink>
+      <w:r>
+        <w:rPr>
+          <w:lang w:val="en_US" w:bidi="en_US"/>
+        </w:rPr>
+        <w:t>3 John 1:1–4</w:t>
+      </w:r>
       <w:r>
         <w:rPr>
           <w:lang w:val="en_US" w:bidi="en_US"/>
@@ -373,18 +361,12 @@
         </w:rPr>
         <w:t>In this part of the letter, John praises Gaius and criticizes Diotrephes (</w:t>
       </w:r>
-      <w:hyperlink r:id="rId15">
-        <w:r>
-          <w:rPr>
-            <w:lang w:val="en_US" w:bidi="en_US"/>
-          </w:rPr>
-          <w:rPr>
-            <w:color w:val="0000EE"/>
-            <w:u w:val="single"/>
-          </w:rPr>
-          <w:t>3 John 1:5–12</w:t>
-        </w:r>
-      </w:hyperlink>
+      <w:r>
+        <w:rPr>
+          <w:lang w:val="en_US" w:bidi="en_US"/>
+        </w:rPr>
+        <w:t>3 John 1:5–12</w:t>
+      </w:r>
       <w:r>
         <w:rPr>
           <w:lang w:val="en_US" w:bidi="en_US"/>
@@ -405,18 +387,12 @@
         </w:rPr>
         <w:t>Unlike Gaius, a church leader named Diotrephes received John’s strong warning (</w:t>
       </w:r>
-      <w:hyperlink r:id="rId16">
-        <w:r>
-          <w:rPr>
-            <w:lang w:val="en_US" w:bidi="en_US"/>
-          </w:rPr>
-          <w:rPr>
-            <w:color w:val="0000EE"/>
-            <w:u w:val="single"/>
-          </w:rPr>
-          <w:t>3 John 1:9–10</w:t>
-        </w:r>
-      </w:hyperlink>
+      <w:r>
+        <w:rPr>
+          <w:lang w:val="en_US" w:bidi="en_US"/>
+        </w:rPr>
+        <w:t>3 John 1:9–10</w:t>
+      </w:r>
       <w:r>
         <w:rPr>
           <w:lang w:val="en_US" w:bidi="en_US"/>
@@ -437,18 +413,12 @@
         </w:rPr>
         <w:t>John emphasizes the good reputation of a man named Demetrius (</w:t>
       </w:r>
-      <w:hyperlink r:id="rId17">
-        <w:r>
-          <w:rPr>
-            <w:lang w:val="en_US" w:bidi="en_US"/>
-          </w:rPr>
-          <w:rPr>
-            <w:color w:val="0000EE"/>
-            <w:u w:val="single"/>
-          </w:rPr>
-          <w:t>3 John 1:12</w:t>
-        </w:r>
-      </w:hyperlink>
+      <w:r>
+        <w:rPr>
+          <w:lang w:val="en_US" w:bidi="en_US"/>
+        </w:rPr>
+        <w:t>3 John 1:12</w:t>
+      </w:r>
       <w:r>
         <w:rPr>
           <w:lang w:val="en_US" w:bidi="en_US"/>
@@ -469,18 +439,12 @@
         </w:rPr>
         <w:t>John ends the letter by mentioning plans to visit soon and sends greetings (</w:t>
       </w:r>
-      <w:hyperlink r:id="rId18">
-        <w:r>
-          <w:rPr>
-            <w:lang w:val="en_US" w:bidi="en_US"/>
-          </w:rPr>
-          <w:rPr>
-            <w:color w:val="0000EE"/>
-            <w:u w:val="single"/>
-          </w:rPr>
-          <w:t>3 John 1:13–15</w:t>
-        </w:r>
-      </w:hyperlink>
+      <w:r>
+        <w:rPr>
+          <w:lang w:val="en_US" w:bidi="en_US"/>
+        </w:rPr>
+        <w:t>3 John 1:13–15</w:t>
+      </w:r>
       <w:r>
         <w:rPr>
           <w:lang w:val="en_US" w:bidi="en_US"/>
@@ -512,18 +476,12 @@
         </w:rPr>
         <w:t xml:space="preserve">The author of this letter calls himself, “The elder” (see </w:t>
       </w:r>
-      <w:hyperlink r:id="rId19">
-        <w:r>
-          <w:rPr>
-            <w:lang w:val="en_US" w:bidi="en_US"/>
-          </w:rPr>
-          <w:rPr>
-            <w:color w:val="0000EE"/>
-            <w:u w:val="single"/>
-          </w:rPr>
-          <w:t>3 John 1:1</w:t>
-        </w:r>
-      </w:hyperlink>
+      <w:r>
+        <w:rPr>
+          <w:lang w:val="en_US" w:bidi="en_US"/>
+        </w:rPr>
+        <w:t>3 John 1:1</w:t>
+      </w:r>
       <w:r>
         <w:rPr>
           <w:lang w:val="en_US" w:bidi="en_US"/>
